--- a/arb/docx/006.content.docx
+++ b/arb/docx/006.content.docx
@@ -393,20 +393,15 @@
         </w:rPr>
         <w:t xml:space="preserve">وإذا لم يحصل الخادم على أجر لعمله أو لم يكن له الحرية في أن يترك سيده عندما يريد، فإن الخادم هنا يُدعى </w:t>
       </w:r>
-      <w:hyperlink r:id="rId13">
-        <w:r>
-          <w:rPr>
-            <w:rtl/>
-            <w:cs/>
-            <w:lang w:val="ar_AE" w:bidi="ar_AE"/>
-          </w:rPr>
-          <w:rPr>
-            <w:color w:val="0000EE"/>
-            <w:u w:val="single"/>
-          </w:rPr>
-          <w:t>عبدًا</w:t>
-        </w:r>
-      </w:hyperlink>
+      <w:r>
+        <w:rPr>
+          <w:b/>
+          <w:rtl/>
+          <w:cs/>
+          <w:lang w:val="ar_AE" w:bidi="ar_AE"/>
+        </w:rPr>
+        <w:t>عبدًا</w:t>
+      </w:r>
       <w:r>
         <w:rPr>
           <w:rtl/>
@@ -533,7 +528,6 @@
       </w:r>
       <w:r>
         <w:rPr>
-          <w:b/>
           <w:rtl/>
           <w:cs/>
           <w:lang w:val="ar_AE" w:bidi="ar_AE"/>
@@ -568,20 +562,14 @@
         </w:rPr>
         <w:t xml:space="preserve">بدأت هذه العادة عندما طلب الله من </w:t>
       </w:r>
-      <w:hyperlink r:id="rId14">
-        <w:r>
-          <w:rPr>
-            <w:rtl/>
-            <w:cs/>
-            <w:lang w:val="ar_AE" w:bidi="ar_AE"/>
-          </w:rPr>
-          <w:rPr>
-            <w:color w:val="0000EE"/>
-            <w:u w:val="single"/>
-          </w:rPr>
-          <w:t>إبراهيم</w:t>
-        </w:r>
-      </w:hyperlink>
+      <w:r>
+        <w:rPr>
+          <w:rtl/>
+          <w:cs/>
+          <w:lang w:val="ar_AE" w:bidi="ar_AE"/>
+        </w:rPr>
+        <w:t>إبراهيم</w:t>
+      </w:r>
       <w:r>
         <w:rPr>
           <w:rtl/>
@@ -590,20 +578,14 @@
         </w:rPr>
         <w:t xml:space="preserve"> أن يختتن هو وكل ذكر في </w:t>
       </w:r>
-      <w:hyperlink r:id="rId15">
-        <w:r>
-          <w:rPr>
-            <w:rtl/>
-            <w:cs/>
-            <w:lang w:val="ar_AE" w:bidi="ar_AE"/>
-          </w:rPr>
-          <w:rPr>
-            <w:color w:val="0000EE"/>
-            <w:u w:val="single"/>
-          </w:rPr>
-          <w:t>بيته</w:t>
-        </w:r>
-      </w:hyperlink>
+      <w:r>
+        <w:rPr>
+          <w:rtl/>
+          <w:cs/>
+          <w:lang w:val="ar_AE" w:bidi="ar_AE"/>
+        </w:rPr>
+        <w:t>بيته</w:t>
+      </w:r>
       <w:r>
         <w:rPr>
           <w:rtl/>
@@ -612,20 +594,14 @@
         </w:rPr>
         <w:t xml:space="preserve">. وكان الختان علامة على أن الشخص المختون كان ضمن </w:t>
       </w:r>
-      <w:hyperlink r:id="rId16">
-        <w:r>
-          <w:rPr>
-            <w:rtl/>
-            <w:cs/>
-            <w:lang w:val="ar_AE" w:bidi="ar_AE"/>
-          </w:rPr>
-          <w:rPr>
-            <w:color w:val="0000EE"/>
-            <w:u w:val="single"/>
-          </w:rPr>
-          <w:t>العهد</w:t>
-        </w:r>
-      </w:hyperlink>
+      <w:r>
+        <w:rPr>
+          <w:rtl/>
+          <w:cs/>
+          <w:lang w:val="ar_AE" w:bidi="ar_AE"/>
+        </w:rPr>
+        <w:t>العهد</w:t>
+      </w:r>
       <w:r>
         <w:rPr>
           <w:rtl/>
@@ -634,20 +610,14 @@
         </w:rPr>
         <w:t xml:space="preserve"> الذي قطعه الله مع إبراهيم. ومن ذلك الوقت فصاعدًا، كان على كل ذَكر من </w:t>
       </w:r>
-      <w:hyperlink r:id="rId17">
-        <w:r>
-          <w:rPr>
-            <w:rtl/>
-            <w:cs/>
-            <w:lang w:val="ar_AE" w:bidi="ar_AE"/>
-          </w:rPr>
-          <w:rPr>
-            <w:color w:val="0000EE"/>
-            <w:u w:val="single"/>
-          </w:rPr>
-          <w:t>بني إسرائيل</w:t>
-        </w:r>
-      </w:hyperlink>
+      <w:r>
+        <w:rPr>
+          <w:rtl/>
+          <w:cs/>
+          <w:lang w:val="ar_AE" w:bidi="ar_AE"/>
+        </w:rPr>
+        <w:t>بني إسرائيل</w:t>
+      </w:r>
       <w:r>
         <w:rPr>
           <w:rtl/>
@@ -678,7 +648,6 @@
       </w:r>
       <w:r>
         <w:rPr>
-          <w:b/>
           <w:rtl/>
           <w:cs/>
           <w:lang w:val="ar_AE" w:bidi="ar_AE"/>
@@ -695,7 +664,6 @@
       </w:r>
       <w:r>
         <w:rPr>
-          <w:b/>
           <w:rtl/>
           <w:cs/>
           <w:lang w:val="ar_AE" w:bidi="ar_AE"/>
@@ -732,7 +700,6 @@
       </w:r>
       <w:r>
         <w:rPr>
-          <w:b/>
           <w:rtl/>
           <w:cs/>
           <w:lang w:val="ar_AE" w:bidi="ar_AE"/>
@@ -749,7 +716,6 @@
       </w:r>
       <w:r>
         <w:rPr>
-          <w:b/>
           <w:rtl/>
           <w:cs/>
           <w:lang w:val="ar_AE" w:bidi="ar_AE"/>
@@ -764,20 +730,14 @@
         </w:rPr>
         <w:t xml:space="preserve"> الآخرون علَّموا الكنيسة أن الله لم يعد يشترط ختان الجسد لكي ينتمي الشخص إلى شعب الله. لكن بدلًا من ذلك، يحتاج الناس إلى ختان قلوبهم روحيًا: أى التوبة، و</w:t>
       </w:r>
-      <w:hyperlink r:id="rId18">
-        <w:r>
-          <w:rPr>
-            <w:rtl/>
-            <w:cs/>
-            <w:lang w:val="ar_AE" w:bidi="ar_AE"/>
-          </w:rPr>
-          <w:rPr>
-            <w:color w:val="0000EE"/>
-            <w:u w:val="single"/>
-          </w:rPr>
-          <w:t>الإيمان</w:t>
-        </w:r>
-      </w:hyperlink>
+      <w:r>
+        <w:rPr>
+          <w:rtl/>
+          <w:cs/>
+          <w:lang w:val="ar_AE" w:bidi="ar_AE"/>
+        </w:rPr>
+        <w:t>الإيمان</w:t>
+      </w:r>
       <w:r>
         <w:rPr>
           <w:rtl/>
@@ -870,20 +830,14 @@
         </w:rPr>
         <w:t xml:space="preserve"> جيدة مع الله، ومع بعضهما البعض، ومع الطبيعة. لكن الناس بدأوا في عصيان الله. وقد توقفوا عن الثقة في الله، وأرادوا أن يقرروا بأنفسهم ما كان صالحًا بالنسبة لهم. ولم يعودوا يرغبون في قبول </w:t>
       </w:r>
-      <w:hyperlink r:id="rId19">
-        <w:r>
-          <w:rPr>
-            <w:rtl/>
-            <w:cs/>
-            <w:lang w:val="ar_AE" w:bidi="ar_AE"/>
-          </w:rPr>
-          <w:rPr>
-            <w:color w:val="0000EE"/>
-            <w:u w:val="single"/>
-          </w:rPr>
-          <w:t>سلطان</w:t>
-        </w:r>
-      </w:hyperlink>
+      <w:r>
+        <w:rPr>
+          <w:rtl/>
+          <w:cs/>
+          <w:lang w:val="ar_AE" w:bidi="ar_AE"/>
+        </w:rPr>
+        <w:t>سلطان</w:t>
+      </w:r>
       <w:r>
         <w:rPr>
           <w:rtl/>
@@ -931,7 +885,6 @@
       </w:r>
       <w:r>
         <w:rPr>
-          <w:b/>
           <w:rtl/>
           <w:cs/>
           <w:lang w:val="ar_AE" w:bidi="ar_AE"/>
@@ -946,20 +899,14 @@
         </w:rPr>
         <w:t xml:space="preserve"> صالحة، وإذا اتبع الناس هذه الوصايا، فسيتمكن الناس من العيش معًا في </w:t>
       </w:r>
-      <w:hyperlink r:id="rId20">
-        <w:r>
-          <w:rPr>
-            <w:rtl/>
-            <w:cs/>
-            <w:lang w:val="ar_AE" w:bidi="ar_AE"/>
-          </w:rPr>
-          <w:rPr>
-            <w:color w:val="0000EE"/>
-            <w:u w:val="single"/>
-          </w:rPr>
-          <w:t>سلام</w:t>
-        </w:r>
-      </w:hyperlink>
+      <w:r>
+        <w:rPr>
+          <w:rtl/>
+          <w:cs/>
+          <w:lang w:val="ar_AE" w:bidi="ar_AE"/>
+        </w:rPr>
+        <w:t>سلام</w:t>
+      </w:r>
       <w:r>
         <w:rPr>
           <w:rtl/>
@@ -1062,20 +1009,14 @@
         </w:rPr>
         <w:t xml:space="preserve">ويعلِّمنا الكتاب المُقدَّس أن يسوع قد خلّص شعبه من خطاياهم. وهذا يعني أن الله لن يعطي الناس العقاب الذي يستحقونه. وهذا لأن يسوع قد أخذ العقاب بدلًا عنهم. وفي العهد القديم، فإن الطريقة التي كان الناس يطلبون بها </w:t>
       </w:r>
-      <w:hyperlink r:id="rId21">
-        <w:r>
-          <w:rPr>
-            <w:rtl/>
-            <w:cs/>
-            <w:lang w:val="ar_AE" w:bidi="ar_AE"/>
-          </w:rPr>
-          <w:rPr>
-            <w:color w:val="0000EE"/>
-            <w:u w:val="single"/>
-          </w:rPr>
-          <w:t>الغفران</w:t>
-        </w:r>
-      </w:hyperlink>
+      <w:r>
+        <w:rPr>
+          <w:rtl/>
+          <w:cs/>
+          <w:lang w:val="ar_AE" w:bidi="ar_AE"/>
+        </w:rPr>
+        <w:t>الغفران</w:t>
+      </w:r>
       <w:r>
         <w:rPr>
           <w:rtl/>
@@ -1084,20 +1025,14 @@
         </w:rPr>
         <w:t xml:space="preserve"> لخطاياهم، كانت من خلال تقديم </w:t>
       </w:r>
-      <w:hyperlink r:id="rId22">
-        <w:r>
-          <w:rPr>
-            <w:rtl/>
-            <w:cs/>
-            <w:lang w:val="ar_AE" w:bidi="ar_AE"/>
-          </w:rPr>
-          <w:rPr>
-            <w:color w:val="0000EE"/>
-            <w:u w:val="single"/>
-          </w:rPr>
-          <w:t>ذبيحة</w:t>
-        </w:r>
-      </w:hyperlink>
+      <w:r>
+        <w:rPr>
+          <w:rtl/>
+          <w:cs/>
+          <w:lang w:val="ar_AE" w:bidi="ar_AE"/>
+        </w:rPr>
+        <w:t>ذبيحة</w:t>
+      </w:r>
       <w:r>
         <w:rPr>
           <w:rtl/>
@@ -1108,7 +1043,6 @@
       </w:r>
       <w:r>
         <w:rPr>
-          <w:b/>
           <w:rtl/>
           <w:cs/>
           <w:lang w:val="ar_AE" w:bidi="ar_AE"/>
@@ -1145,7 +1079,6 @@
       </w:r>
       <w:r>
         <w:rPr>
-          <w:b/>
           <w:rtl/>
           <w:cs/>
           <w:lang w:val="ar_AE" w:bidi="ar_AE"/>
@@ -1180,20 +1113,14 @@
         </w:rPr>
         <w:t xml:space="preserve">ولا يزال صعبًا للغاية، بل مستحيلًا، على الناس ألا يخطئوا. لكن الله قد أعطانا </w:t>
       </w:r>
-      <w:hyperlink r:id="rId23">
-        <w:r>
-          <w:rPr>
-            <w:rtl/>
-            <w:cs/>
-            <w:lang w:val="ar_AE" w:bidi="ar_AE"/>
-          </w:rPr>
-          <w:rPr>
-            <w:color w:val="0000EE"/>
-            <w:u w:val="single"/>
-          </w:rPr>
-          <w:t>روحه القدوس</w:t>
-        </w:r>
-      </w:hyperlink>
+      <w:r>
+        <w:rPr>
+          <w:rtl/>
+          <w:cs/>
+          <w:lang w:val="ar_AE" w:bidi="ar_AE"/>
+        </w:rPr>
+        <w:t>روحه القدوس</w:t>
+      </w:r>
       <w:r>
         <w:rPr>
           <w:rtl/>
@@ -1224,7 +1151,6 @@
       </w:r>
       <w:r>
         <w:rPr>
-          <w:b/>
           <w:rtl/>
           <w:cs/>
           <w:lang w:val="ar_AE" w:bidi="ar_AE"/>
@@ -1261,7 +1187,6 @@
       </w:r>
       <w:r>
         <w:rPr>
-          <w:b/>
           <w:rtl/>
           <w:cs/>
           <w:lang w:val="ar_AE" w:bidi="ar_AE"/>
@@ -1278,7 +1203,6 @@
       </w:r>
       <w:r>
         <w:rPr>
-          <w:b/>
           <w:rtl/>
           <w:cs/>
           <w:lang w:val="ar_AE" w:bidi="ar_AE"/>
@@ -1500,7 +1424,6 @@
       </w:r>
       <w:r>
         <w:rPr>
-          <w:b/>
           <w:rtl/>
           <w:cs/>
           <w:lang w:val="ar_AE" w:bidi="ar_AE"/>
@@ -1535,20 +1458,14 @@
         </w:rPr>
         <w:t xml:space="preserve">وفي العهد الجديد، نتعلم أن جميع الناس هم في وضع يائس، ويحتاجون إلى الله كي يُخلّصهم. والله يُخلّصنا حقًا. وهو يُخلّصنا لأنه يحبنا كثيرًا. وقد خلّصنا الله بإرسال ابنه يسوع إلى العالم. وكل من يضع ثقته في يسوع سيَخلُص. لذلك يقول الكتاب المُقدَّس إن يسوع هو </w:t>
       </w:r>
-      <w:hyperlink r:id="rId24">
-        <w:r>
-          <w:rPr>
-            <w:rtl/>
-            <w:cs/>
-            <w:lang w:val="ar_AE" w:bidi="ar_AE"/>
-          </w:rPr>
-          <w:rPr>
-            <w:color w:val="0000EE"/>
-            <w:u w:val="single"/>
-          </w:rPr>
-          <w:t>مُخلّصنا</w:t>
-        </w:r>
-      </w:hyperlink>
+      <w:r>
+        <w:rPr>
+          <w:rtl/>
+          <w:cs/>
+          <w:lang w:val="ar_AE" w:bidi="ar_AE"/>
+        </w:rPr>
+        <w:t>مُخلّصنا</w:t>
+      </w:r>
       <w:r>
         <w:rPr>
           <w:rtl/>
@@ -1576,7 +1493,6 @@
       </w:r>
       <w:r>
         <w:rPr>
-          <w:b/>
           <w:rtl/>
           <w:cs/>
           <w:lang w:val="ar_AE" w:bidi="ar_AE"/>
@@ -1727,7 +1643,6 @@
       </w:r>
       <w:r>
         <w:rPr>
-          <w:b/>
           <w:rtl/>
           <w:cs/>
           <w:lang w:val="ar_AE" w:bidi="ar_AE"/>
@@ -1762,20 +1677,14 @@
         </w:rPr>
         <w:t xml:space="preserve">قبل آلاف السنين من ميلاد يسوع، كان الله قد أطلق نسل </w:t>
       </w:r>
-      <w:hyperlink r:id="rId14">
-        <w:r>
-          <w:rPr>
-            <w:rtl/>
-            <w:cs/>
-            <w:lang w:val="ar_AE" w:bidi="ar_AE"/>
-          </w:rPr>
-          <w:rPr>
-            <w:color w:val="0000EE"/>
-            <w:u w:val="single"/>
-          </w:rPr>
-          <w:t>إبراهيم</w:t>
-        </w:r>
-      </w:hyperlink>
+      <w:r>
+        <w:rPr>
+          <w:rtl/>
+          <w:cs/>
+          <w:lang w:val="ar_AE" w:bidi="ar_AE"/>
+        </w:rPr>
+        <w:t>إبراهيم</w:t>
+      </w:r>
       <w:r>
         <w:rPr>
           <w:rtl/>
@@ -1784,20 +1693,14 @@
         </w:rPr>
         <w:t xml:space="preserve">، بني إسرائيل، من العبودية في مصر. وكان موسى هو قائد بني إسرائيل. وأعطى الله موسى تعليمات عن الطريقة الصحيحة التي يمكن لبني إسرائيل أن </w:t>
       </w:r>
-      <w:hyperlink r:id="rId25">
-        <w:r>
-          <w:rPr>
-            <w:rtl/>
-            <w:cs/>
-            <w:lang w:val="ar_AE" w:bidi="ar_AE"/>
-          </w:rPr>
-          <w:rPr>
-            <w:color w:val="0000EE"/>
-            <w:u w:val="single"/>
-          </w:rPr>
-          <w:t>يعبدوا</w:t>
-        </w:r>
-      </w:hyperlink>
+      <w:r>
+        <w:rPr>
+          <w:rtl/>
+          <w:cs/>
+          <w:lang w:val="ar_AE" w:bidi="ar_AE"/>
+        </w:rPr>
+        <w:t>يعبدوا</w:t>
+      </w:r>
       <w:r>
         <w:rPr>
           <w:rtl/>
@@ -1806,20 +1709,14 @@
         </w:rPr>
         <w:t xml:space="preserve"> بها الله. ولأن الله </w:t>
       </w:r>
-      <w:hyperlink r:id="rId26">
-        <w:r>
-          <w:rPr>
-            <w:rtl/>
-            <w:cs/>
-            <w:lang w:val="ar_AE" w:bidi="ar_AE"/>
-          </w:rPr>
-          <w:rPr>
-            <w:color w:val="0000EE"/>
-            <w:u w:val="single"/>
-          </w:rPr>
-          <w:t>قدوس</w:t>
-        </w:r>
-      </w:hyperlink>
+      <w:r>
+        <w:rPr>
+          <w:rtl/>
+          <w:cs/>
+          <w:lang w:val="ar_AE" w:bidi="ar_AE"/>
+        </w:rPr>
+        <w:t>قدوس</w:t>
+      </w:r>
       <w:r>
         <w:rPr>
           <w:rtl/>
@@ -1830,7 +1727,6 @@
       </w:r>
       <w:r>
         <w:rPr>
-          <w:b/>
           <w:rtl/>
           <w:cs/>
           <w:lang w:val="ar_AE" w:bidi="ar_AE"/>
@@ -1847,7 +1743,6 @@
       </w:r>
       <w:r>
         <w:rPr>
-          <w:b/>
           <w:rtl/>
           <w:cs/>
           <w:lang w:val="ar_AE" w:bidi="ar_AE"/>
@@ -1864,7 +1759,6 @@
       </w:r>
       <w:r>
         <w:rPr>
-          <w:b/>
           <w:rtl/>
           <w:cs/>
           <w:lang w:val="ar_AE" w:bidi="ar_AE"/>
@@ -1913,7 +1807,6 @@
       </w:r>
       <w:r>
         <w:rPr>
-          <w:b/>
           <w:rtl/>
           <w:cs/>
           <w:lang w:val="ar_AE" w:bidi="ar_AE"/>
@@ -1948,20 +1841,14 @@
         </w:rPr>
         <w:t xml:space="preserve">وأمام المسكن كانت توجد ساحة أو فناء. وكان هناك </w:t>
       </w:r>
-      <w:hyperlink r:id="rId27">
-        <w:r>
-          <w:rPr>
-            <w:rtl/>
-            <w:cs/>
-            <w:lang w:val="ar_AE" w:bidi="ar_AE"/>
-          </w:rPr>
-          <w:rPr>
-            <w:color w:val="0000EE"/>
-            <w:u w:val="single"/>
-          </w:rPr>
-          <w:t>مذبحًا</w:t>
-        </w:r>
-      </w:hyperlink>
+      <w:r>
+        <w:rPr>
+          <w:rtl/>
+          <w:cs/>
+          <w:lang w:val="ar_AE" w:bidi="ar_AE"/>
+        </w:rPr>
+        <w:t>مذبحًا</w:t>
+      </w:r>
       <w:r>
         <w:rPr>
           <w:rtl/>
@@ -1990,20 +1877,14 @@
         </w:rPr>
         <w:t xml:space="preserve">والمسكن نفسه كان مقسمًا إلى جزأين. الجزء الأول كان يدعى "القُدس". والكهنة وحدهم كانوا يستطيعون دخول ذلك المكان. وفي داخل هذا المكان كانت تُوجد مائدة عليها 12 رغيفًا من الخبز وكان الكهنة يستبدلونه كل أسبوع، وكانت هناك </w:t>
       </w:r>
-      <w:hyperlink r:id="rId28">
-        <w:r>
-          <w:rPr>
-            <w:rtl/>
-            <w:cs/>
-            <w:lang w:val="ar_AE" w:bidi="ar_AE"/>
-          </w:rPr>
-          <w:rPr>
-            <w:color w:val="0000EE"/>
-            <w:u w:val="single"/>
-          </w:rPr>
-          <w:t xml:space="preserve">منارة زيت </w:t>
-        </w:r>
-      </w:hyperlink>
+      <w:r>
+        <w:rPr>
+          <w:rtl/>
+          <w:cs/>
+          <w:lang w:val="ar_AE" w:bidi="ar_AE"/>
+        </w:rPr>
+        <w:t xml:space="preserve">منارة زيت </w:t>
+      </w:r>
       <w:r>
         <w:rPr>
           <w:rtl/>
@@ -2012,20 +1893,14 @@
         </w:rPr>
         <w:t xml:space="preserve">مشتعلة دائمًا، ومذبحًا صغيرًا حيث كان الكاهن يحرق عليه البخور العطر. كل هذه الأشياء كانت رموزًا، أو صورًا تشير إلى معانٍ أكبر. كان الكهنة يأكلون خبز الوجوه، على الأرجح كرمز لتناول العشاء معًا مع الله؛ وهذا كان يُظهر العلاقة الصالحة التي يمكن للناس أن يكونوا عليها مع الله. والزيت في الكتاب المُقدَّس غالبًا ما يكون رمزًا يشير إلى </w:t>
       </w:r>
-      <w:hyperlink r:id="rId23">
-        <w:r>
-          <w:rPr>
-            <w:rtl/>
-            <w:cs/>
-            <w:lang w:val="ar_AE" w:bidi="ar_AE"/>
-          </w:rPr>
-          <w:rPr>
-            <w:color w:val="0000EE"/>
-            <w:u w:val="single"/>
-          </w:rPr>
-          <w:t>الروح القدس</w:t>
-        </w:r>
-      </w:hyperlink>
+      <w:r>
+        <w:rPr>
+          <w:rtl/>
+          <w:cs/>
+          <w:lang w:val="ar_AE" w:bidi="ar_AE"/>
+        </w:rPr>
+        <w:t>الروح القدس</w:t>
+      </w:r>
       <w:r>
         <w:rPr>
           <w:rtl/>
@@ -2036,7 +1911,6 @@
       </w:r>
       <w:r>
         <w:rPr>
-          <w:b/>
           <w:rtl/>
           <w:cs/>
           <w:lang w:val="ar_AE" w:bidi="ar_AE"/>
@@ -2071,20 +1945,14 @@
         </w:rPr>
         <w:t xml:space="preserve">وفي مؤخرة القُدس، كان هناك حجابًا ثقيلًا معلقًا. وخلف هذا الحجاب، كان يُوجد "قدس الأقداس". وكان تابوت العهد موضوعًا داخل قدس الأقداس. وهو عبارة عن صندوق خشبي مُغشى بالكامل بالذهب، من داخل ومن خارج. وعلى غطاء التابوت كان موضوعًا كائنين لهما أجنحة يُمثلان نوعًا خاصًا من </w:t>
       </w:r>
-      <w:hyperlink r:id="rId29">
-        <w:r>
-          <w:rPr>
-            <w:rtl/>
-            <w:cs/>
-            <w:lang w:val="ar_AE" w:bidi="ar_AE"/>
-          </w:rPr>
-          <w:rPr>
-            <w:color w:val="0000EE"/>
-            <w:u w:val="single"/>
-          </w:rPr>
-          <w:t>الملائكة</w:t>
-        </w:r>
-      </w:hyperlink>
+      <w:r>
+        <w:rPr>
+          <w:rtl/>
+          <w:cs/>
+          <w:lang w:val="ar_AE" w:bidi="ar_AE"/>
+        </w:rPr>
+        <w:t>الملائكة</w:t>
+      </w:r>
       <w:r>
         <w:rPr>
           <w:rtl/>
@@ -2113,20 +1981,14 @@
         </w:rPr>
         <w:t xml:space="preserve">وهذا كان المكان الأقدس، لأن الله نفسه كان حاضرًا في هذا المكان. وحده </w:t>
       </w:r>
-      <w:hyperlink r:id="rId30">
-        <w:r>
-          <w:rPr>
-            <w:rtl/>
-            <w:cs/>
-            <w:lang w:val="ar_AE" w:bidi="ar_AE"/>
-          </w:rPr>
-          <w:rPr>
-            <w:color w:val="0000EE"/>
-            <w:u w:val="single"/>
-          </w:rPr>
-          <w:t>رئيس الكهنة</w:t>
-        </w:r>
-      </w:hyperlink>
+      <w:r>
+        <w:rPr>
+          <w:rtl/>
+          <w:cs/>
+          <w:lang w:val="ar_AE" w:bidi="ar_AE"/>
+        </w:rPr>
+        <w:t>رئيس الكهنة</w:t>
+      </w:r>
       <w:r>
         <w:rPr>
           <w:rtl/>
@@ -2135,20 +1997,14 @@
         </w:rPr>
         <w:t xml:space="preserve"> – الكاهن الأعلى - كان يستطيع أن يدخل هذا المكان، وكان يستطيع أن يدخله مرة واحدة فقط في السنة. ورئيس الكهنة كان يدخل في "يوم الكفَّارة" – وهو يوم </w:t>
       </w:r>
-      <w:hyperlink r:id="rId21">
-        <w:r>
-          <w:rPr>
-            <w:rtl/>
-            <w:cs/>
-            <w:lang w:val="ar_AE" w:bidi="ar_AE"/>
-          </w:rPr>
-          <w:rPr>
-            <w:color w:val="0000EE"/>
-            <w:u w:val="single"/>
-          </w:rPr>
-          <w:t>الغفران</w:t>
-        </w:r>
-      </w:hyperlink>
+      <w:r>
+        <w:rPr>
+          <w:rtl/>
+          <w:cs/>
+          <w:lang w:val="ar_AE" w:bidi="ar_AE"/>
+        </w:rPr>
+        <w:t>الغفران</w:t>
+      </w:r>
       <w:r>
         <w:rPr>
           <w:rtl/>
@@ -2177,20 +2033,14 @@
         </w:rPr>
         <w:t xml:space="preserve">ثم بعد ذلك بكثير، وعندما استقر بنو إسرائيل في الأرض، استبدلوا خيمة الاجتماع ببناء دائم، وهو </w:t>
       </w:r>
-      <w:hyperlink r:id="rId31">
-        <w:r>
-          <w:rPr>
-            <w:rtl/>
-            <w:cs/>
-            <w:lang w:val="ar_AE" w:bidi="ar_AE"/>
-          </w:rPr>
-          <w:rPr>
-            <w:color w:val="0000EE"/>
-            <w:u w:val="single"/>
-          </w:rPr>
-          <w:t>الهيكل</w:t>
-        </w:r>
-      </w:hyperlink>
+      <w:r>
+        <w:rPr>
+          <w:rtl/>
+          <w:cs/>
+          <w:lang w:val="ar_AE" w:bidi="ar_AE"/>
+        </w:rPr>
+        <w:t>الهيكل</w:t>
+      </w:r>
       <w:r>
         <w:rPr>
           <w:rtl/>
